--- a/extrakty/doc/TC278WG5/extract_15876-1_(2010).docx
+++ b/extrakty/doc/TC278WG5/extract_15876-1_(2010).docx
@@ -25,7 +25,7 @@
           <w:sz w:val="40"/>
           <w:szCs w:val="40"/>
         </w:rPr>
-        <w:t>EXTRAKT z české technické normy</w:t>
+        <w:t xml:space="preserve">EXTRAKT z evropské normy</w:t>
       </w:r>
     </w:p>
     <w:p>
@@ -177,25 +177,25 @@
               </w:rPr>
             </w:pPr>
             <w:r>
-              <w:t>ČSN</w:t>
+              <w:t xml:space="preserve">EN 15876-1</w:t>
             </w:r>
             <w:r>
-              <w:t xml:space="preserve"> p</w:t>
+              <w:t xml:space="preserve"/>
             </w:r>
             <w:r>
-              <w:t>r</w:t>
+              <w:t/>
             </w:r>
             <w:r>
-              <w:t>EN</w:t>
+              <w:t/>
             </w:r>
             <w:r>
-              <w:t xml:space="preserve"> </w:t>
+              <w:t xml:space="preserve"/>
             </w:r>
             <w:r>
-              <w:t>15876</w:t>
+              <w:t/>
             </w:r>
             <w:r>
-              <w:t>-1</w:t>
+              <w:t/>
             </w:r>
             <w:r>
               <w:br/>
@@ -206,10 +206,10 @@
               <w:pStyle w:val="1StrTrZn"/>
             </w:pPr>
             <w:r>
-              <w:t>01 83</w:t>
+              <w:t xml:space="preserve"/>
             </w:r>
             <w:r>
-              <w:t>38</w:t>
+              <w:t/>
             </w:r>
           </w:p>
         </w:tc>
@@ -223,22 +223,22 @@
         </w:tabs>
       </w:pPr>
       <w:r>
-        <w:t xml:space="preserve">Platí od </w:t>
+        <w:t xml:space="preserve">Vydána 2010, 114 stran</w:t>
       </w:r>
       <w:r>
         <w:rPr>
           <w:highlight w:val="yellow"/>
         </w:rPr>
-        <w:t>15. 12. 2008</w:t>
+        <w:t/>
       </w:r>
       <w:r>
         <w:tab/>
       </w:r>
       <w:r>
-        <w:t>94</w:t>
-      </w:r>
-      <w:r>
-        <w:t xml:space="preserve"> stran</w:t>
+        <w:t/>
+      </w:r>
+      <w:r>
+        <w:t xml:space="preserve"/>
       </w:r>
     </w:p>
     <w:p>
